--- a/CN/CN coverpage.docx
+++ b/CN/CN coverpage.docx
@@ -174,7 +174,7 @@
           <w:sz w:val="32"/>
           <w:szCs w:val="32"/>
         </w:rPr>
-        <w:t>2</w:t>
+        <w:t>3</w:t>
       </w:r>
     </w:p>
     <w:p>
@@ -195,7 +195,7 @@
           <w:sz w:val="30"/>
           <w:szCs w:val="30"/>
         </w:rPr>
-        <w:t>Windows Networking Utilities and DHCP Network Configuration</w:t>
+        <w:t>Inter-LAN Communication Using DHCP and Static Routing</w:t>
       </w:r>
     </w:p>
     <w:p>
